--- a/Battery_Project_Report.docx
+++ b/Battery_Project_Report.docx
@@ -45,9 +45,7 @@
       </w:r>
     </w:p>
     <w:p>
-      <w:r>
-        <w:br w:type="page"/>
-      </w:r>
+      <w:r/>
     </w:p>
     <w:p>
       <w:pPr>
@@ -1032,7 +1030,7 @@
               <w:rPr>
                 <w:sz w:val="18"/>
               </w:rPr>
-              <w:t>90% conformal coverage on test set</w:t>
+              <w:t>80% conformal coverage on test set</w:t>
             </w:r>
           </w:p>
         </w:tc>
@@ -1352,9 +1350,7 @@
       </w:r>
     </w:p>
     <w:p>
-      <w:r>
-        <w:br w:type="page"/>
-      </w:r>
+      <w:r/>
     </w:p>
     <w:p>
       <w:pPr>
@@ -1369,40 +1365,7 @@
       </w:r>
     </w:p>
     <w:p>
-      <w:r>
-        <w:drawing>
-          <wp:inline xmlns:a="http://schemas.openxmlformats.org/drawingml/2006/main" xmlns:pic="http://schemas.openxmlformats.org/drawingml/2006/picture">
-            <wp:extent cx="5943600" cy="1501764"/>
-            <wp:docPr id="1" name="Picture 1"/>
-            <wp:cNvGraphicFramePr>
-              <a:graphicFrameLocks noChangeAspect="1"/>
-            </wp:cNvGraphicFramePr>
-            <a:graphic>
-              <a:graphicData uri="http://schemas.openxmlformats.org/drawingml/2006/picture">
-                <pic:pic>
-                  <pic:nvPicPr>
-                    <pic:cNvPr id="0" name="pipeline_diagram.png"/>
-                    <pic:cNvPicPr/>
-                  </pic:nvPicPr>
-                  <pic:blipFill>
-                    <a:blip r:embed="rId9"/>
-                    <a:stretch>
-                      <a:fillRect/>
-                    </a:stretch>
-                  </pic:blipFill>
-                  <pic:spPr>
-                    <a:xfrm>
-                      <a:off x="0" y="0"/>
-                      <a:ext cx="5943600" cy="1501764"/>
-                    </a:xfrm>
-                    <a:prstGeom prst="rect"/>
-                  </pic:spPr>
-                </pic:pic>
-              </a:graphicData>
-            </a:graphic>
-          </wp:inline>
-        </w:drawing>
-      </w:r>
+      <w:r/>
     </w:p>
     <w:p>
       <w:pPr>
@@ -1445,40 +1408,7 @@
       </w:r>
     </w:p>
     <w:p>
-      <w:r>
-        <w:drawing>
-          <wp:inline xmlns:a="http://schemas.openxmlformats.org/drawingml/2006/main" xmlns:pic="http://schemas.openxmlformats.org/drawingml/2006/picture">
-            <wp:extent cx="5669280" cy="1633141"/>
-            <wp:docPr id="2" name="Picture 2"/>
-            <wp:cNvGraphicFramePr>
-              <a:graphicFrameLocks noChangeAspect="1"/>
-            </wp:cNvGraphicFramePr>
-            <a:graphic>
-              <a:graphicData uri="http://schemas.openxmlformats.org/drawingml/2006/picture">
-                <pic:pic>
-                  <pic:nvPicPr>
-                    <pic:cNvPr id="0" name="data_split.png"/>
-                    <pic:cNvPicPr/>
-                  </pic:nvPicPr>
-                  <pic:blipFill>
-                    <a:blip r:embed="rId10"/>
-                    <a:stretch>
-                      <a:fillRect/>
-                    </a:stretch>
-                  </pic:blipFill>
-                  <pic:spPr>
-                    <a:xfrm>
-                      <a:off x="0" y="0"/>
-                      <a:ext cx="5669280" cy="1633141"/>
-                    </a:xfrm>
-                    <a:prstGeom prst="rect"/>
-                  </pic:spPr>
-                </pic:pic>
-              </a:graphicData>
-            </a:graphic>
-          </wp:inline>
-        </w:drawing>
-      </w:r>
+      <w:r/>
     </w:p>
     <w:p>
       <w:pPr>
@@ -1584,7 +1514,7 @@
           <w:color w:val="4A4A4A"/>
           <w:sz w:val="22"/>
         </w:rPr>
-        <w:t>Three different types of model are trained and combined. Each captures a different aspect of battery behaviour.</w:t>
+        <w:t>Three types of model are trained: a statistical exponential-fade baseline, XGBoost (gradient boosting), and a TCN/MLP sequence model. After training, inverse-RMSE ensemble weights are computed. Any model whose RMSE exceeds 1.5x the best model RMSE is automatically excluded. On this dataset, the statistical baseline is always excluded (multi-seed mean RMSE 319.66 cycles, highly unstable), leaving a two-model ensemble: XGBoost (weight 0.557) + TCN/MLP (weight 0.443).</w:t>
       </w:r>
     </w:p>
     <w:p>
@@ -1777,44 +1707,11 @@
           <w:color w:val="4A4A4A"/>
           <w:sz w:val="22"/>
         </w:rPr>
-        <w:t>Result: RMSE = 466.82 cycles — very high because simple exponential decay does not capture the non-linear effects of temperature, current, and cycle history. This model is excluded from the final ensemble (it would pull predictions in the wrong direction). It remains as a physics-interpretable reference.</w:t>
+        <w:t>Result: RMSE = 45.64 cycles (seed 42); multi-seed mean 319.66 +/- 196.58 cycles across 5 random battery splits (highly unstable). Auto-excluded from ensemble: RMSE far exceeds 1.5x best model threshold.</w:t>
       </w:r>
     </w:p>
     <w:p>
-      <w:r>
-        <w:drawing>
-          <wp:inline xmlns:a="http://schemas.openxmlformats.org/drawingml/2006/main" xmlns:pic="http://schemas.openxmlformats.org/drawingml/2006/picture">
-            <wp:extent cx="5760720" cy="1956604"/>
-            <wp:docPr id="3" name="Picture 3"/>
-            <wp:cNvGraphicFramePr>
-              <a:graphicFrameLocks noChangeAspect="1"/>
-            </wp:cNvGraphicFramePr>
-            <a:graphic>
-              <a:graphicData uri="http://schemas.openxmlformats.org/drawingml/2006/picture">
-                <pic:pic>
-                  <pic:nvPicPr>
-                    <pic:cNvPr id="0" name="capacity_curve.png"/>
-                    <pic:cNvPicPr/>
-                  </pic:nvPicPr>
-                  <pic:blipFill>
-                    <a:blip r:embed="rId11"/>
-                    <a:stretch>
-                      <a:fillRect/>
-                    </a:stretch>
-                  </pic:blipFill>
-                  <pic:spPr>
-                    <a:xfrm>
-                      <a:off x="0" y="0"/>
-                      <a:ext cx="5760720" cy="1956604"/>
-                    </a:xfrm>
-                    <a:prstGeom prst="rect"/>
-                  </pic:spPr>
-                </pic:pic>
-              </a:graphicData>
-            </a:graphic>
-          </wp:inline>
-        </w:drawing>
-      </w:r>
+      <w:r/>
     </w:p>
     <w:p>
       <w:pPr>
@@ -2229,44 +2126,11 @@
           <w:color w:val="4A4A4A"/>
           <w:sz w:val="22"/>
         </w:rPr>
-        <w:t>Result: RMSE = 22.08 cycles, MAE = 13.18 cycles (well below the 100-cycle threshold).</w:t>
+        <w:t>Result (seed 42): RMSE = 21.74 cycles, MAE = 10.96 cycles. Multi-seed mean (5 seeds): RMSE = 44.74 +/- 8.38 cycles. The large gap between best seed (21.74) and multi-seed mean (44.74) reflects battery-split dependence. The multi-seed figure is the honest headline number.</w:t>
       </w:r>
     </w:p>
     <w:p>
-      <w:r>
-        <w:drawing>
-          <wp:inline xmlns:a="http://schemas.openxmlformats.org/drawingml/2006/main" xmlns:pic="http://schemas.openxmlformats.org/drawingml/2006/picture">
-            <wp:extent cx="5029200" cy="2497780"/>
-            <wp:docPr id="4" name="Picture 4"/>
-            <wp:cNvGraphicFramePr>
-              <a:graphicFrameLocks noChangeAspect="1"/>
-            </wp:cNvGraphicFramePr>
-            <a:graphic>
-              <a:graphicData uri="http://schemas.openxmlformats.org/drawingml/2006/picture">
-                <pic:pic>
-                  <pic:nvPicPr>
-                    <pic:cNvPr id="0" name="feature_importance.png"/>
-                    <pic:cNvPicPr/>
-                  </pic:nvPicPr>
-                  <pic:blipFill>
-                    <a:blip r:embed="rId12"/>
-                    <a:stretch>
-                      <a:fillRect/>
-                    </a:stretch>
-                  </pic:blipFill>
-                  <pic:spPr>
-                    <a:xfrm>
-                      <a:off x="0" y="0"/>
-                      <a:ext cx="5029200" cy="2497780"/>
-                    </a:xfrm>
-                    <a:prstGeom prst="rect"/>
-                  </pic:spPr>
-                </pic:pic>
-              </a:graphicData>
-            </a:graphic>
-          </wp:inline>
-        </w:drawing>
-      </w:r>
+      <w:r/>
     </w:p>
     <w:p>
       <w:pPr>
@@ -2279,13 +2143,11 @@
           <w:color w:val="4A4A4A"/>
           <w:sz w:val="18"/>
         </w:rPr>
-        <w:t>Figure 4 — XGBoost feature importance scores. energy_j, i_min and v_mean are the strongest predictors.</w:t>
+        <w:t>Figure 4 — XGBoost feature importance scores. temp_mean, i_mean and cycle_index are the strongest predictors.</w:t>
       </w:r>
     </w:p>
     <w:p>
-      <w:r>
-        <w:br w:type="page"/>
-      </w:r>
+      <w:r/>
     </w:p>
     <w:p>
       <w:pPr>
@@ -2314,40 +2176,7 @@
       </w:r>
     </w:p>
     <w:p>
-      <w:r>
-        <w:drawing>
-          <wp:inline xmlns:a="http://schemas.openxmlformats.org/drawingml/2006/main" xmlns:pic="http://schemas.openxmlformats.org/drawingml/2006/picture">
-            <wp:extent cx="5486400" cy="1960204"/>
-            <wp:docPr id="5" name="Picture 5"/>
-            <wp:cNvGraphicFramePr>
-              <a:graphicFrameLocks noChangeAspect="1"/>
-            </wp:cNvGraphicFramePr>
-            <a:graphic>
-              <a:graphicData uri="http://schemas.openxmlformats.org/drawingml/2006/picture">
-                <pic:pic>
-                  <pic:nvPicPr>
-                    <pic:cNvPr id="0" name="tcn_diagram.png"/>
-                    <pic:cNvPicPr/>
-                  </pic:nvPicPr>
-                  <pic:blipFill>
-                    <a:blip r:embed="rId13"/>
-                    <a:stretch>
-                      <a:fillRect/>
-                    </a:stretch>
-                  </pic:blipFill>
-                  <pic:spPr>
-                    <a:xfrm>
-                      <a:off x="0" y="0"/>
-                      <a:ext cx="5486400" cy="1960204"/>
-                    </a:xfrm>
-                    <a:prstGeom prst="rect"/>
-                  </pic:spPr>
-                </pic:pic>
-              </a:graphicData>
-            </a:graphic>
-          </wp:inline>
-        </w:drawing>
-      </w:r>
+      <w:r/>
     </w:p>
     <w:p>
       <w:pPr>
@@ -2493,7 +2322,7 @@
           <w:color w:val="4A4A4A"/>
           <w:sz w:val="22"/>
         </w:rPr>
-        <w:t>Result: RMSE = 25.63 cycles — slightly weaker than XGBoost on this dataset.</w:t>
+        <w:t>Result (seed 42): RMSE = 27.35 cycles. Multi-seed mean: RMSE = 41.34 +/- 4.78 cycles (5 seeds). The DL model is more stable across seeds than XGBoost (std 4.78 vs 8.38).</w:t>
       </w:r>
     </w:p>
     <w:p>
@@ -2519,7 +2348,7 @@
           <w:color w:val="4A4A4A"/>
           <w:sz w:val="22"/>
         </w:rPr>
-        <w:t>For uncertainty quantification, the three models are combined using inverse-RMSE weighting. A model with RMSE more than 1.5× the best model is excluded. The formula for model k with RMSE_k is:</w:t>
+        <w:t>surviving models are combined using inverse-RMSE weighting. Any model whose RMSE exceeds 1.5x the best RMSE is auto-excluded. The statistical baseline is always excluded (highly unstable across seeds), leaving a two-model ensemble of XGBoost and TCN/MLP:</w:t>
       </w:r>
     </w:p>
     <w:p>
@@ -2561,7 +2390,7 @@
           <w:color w:val="4A4A4A"/>
           <w:sz w:val="22"/>
         </w:rPr>
-        <w:t>Statistical baseline: 0.00  (excluded — RMSE 466.82 &gt;&gt; 1.5 × 22.08 = 33.1)</w:t>
+        <w:t>Statistical baseline: 0.00  (excluded -- RMSE &gt;&gt; 1.5x best model threshold)</w:t>
       </w:r>
     </w:p>
     <w:p>
@@ -2574,7 +2403,7 @@
           <w:color w:val="4A4A4A"/>
           <w:sz w:val="22"/>
         </w:rPr>
-        <w:t>XGBoost:              0.537</w:t>
+        <w:t>XGBoost:              0.557  (ml_weight)</w:t>
       </w:r>
     </w:p>
     <w:p>
@@ -2587,44 +2416,11 @@
           <w:color w:val="4A4A4A"/>
           <w:sz w:val="22"/>
         </w:rPr>
-        <w:t>TCN:                  0.463</w:t>
+        <w:t>TCN/MLP:              0.443  (dl_weight)</w:t>
       </w:r>
     </w:p>
     <w:p>
-      <w:r>
-        <w:drawing>
-          <wp:inline xmlns:a="http://schemas.openxmlformats.org/drawingml/2006/main" xmlns:pic="http://schemas.openxmlformats.org/drawingml/2006/picture">
-            <wp:extent cx="5760720" cy="2163512"/>
-            <wp:docPr id="6" name="Picture 6"/>
-            <wp:cNvGraphicFramePr>
-              <a:graphicFrameLocks noChangeAspect="1"/>
-            </wp:cNvGraphicFramePr>
-            <a:graphic>
-              <a:graphicData uri="http://schemas.openxmlformats.org/drawingml/2006/picture">
-                <pic:pic>
-                  <pic:nvPicPr>
-                    <pic:cNvPr id="0" name="model_comparison.png"/>
-                    <pic:cNvPicPr/>
-                  </pic:nvPicPr>
-                  <pic:blipFill>
-                    <a:blip r:embed="rId14"/>
-                    <a:stretch>
-                      <a:fillRect/>
-                    </a:stretch>
-                  </pic:blipFill>
-                  <pic:spPr>
-                    <a:xfrm>
-                      <a:off x="0" y="0"/>
-                      <a:ext cx="5760720" cy="2163512"/>
-                    </a:xfrm>
-                    <a:prstGeom prst="rect"/>
-                  </pic:spPr>
-                </pic:pic>
-              </a:graphicData>
-            </a:graphic>
-          </wp:inline>
-        </w:drawing>
-      </w:r>
+      <w:r/>
     </w:p>
     <w:p>
       <w:pPr>
@@ -2641,9 +2437,7 @@
       </w:r>
     </w:p>
     <w:p>
-      <w:r>
-        <w:br w:type="page"/>
-      </w:r>
+      <w:r/>
     </w:p>
     <w:p>
       <w:pPr>
@@ -3091,7 +2885,7 @@
           <w:color w:val="4A4A4A"/>
           <w:sz w:val="22"/>
         </w:rPr>
-        <w:t>The CV RMSE (48.17) is 2.2× the holdout test RMSE (22.08). This is why the system receives a CONDITIONAL PASS rather than a full PASS: the test batteries happened to be easier to predict than average. CV RMSE is the more conservative, more realistic accuracy estimate for unseen real-world batteries.</w:t>
+        <w:t>5-fold GroupKFold CV gives mean RMSE = 17.64 +/- 13.73 cycles (worst fold: 43.95 cycles). Multi-seed test RMSE = 44.74 +/- 8.38 cycles. The CV mean (17.64) is optimistic relative to test (44.74) because CV folds share the same battery-split seed. This is why the system receives CONDITIONAL PASS: results depend substantially on which batteries land in the test set.</w:t>
       </w:r>
     </w:p>
     <w:p>
@@ -3117,7 +2911,7 @@
           <w:color w:val="4A4A4A"/>
           <w:sz w:val="22"/>
         </w:rPr>
-        <w:t>Predicting RUL without a confidence interval is not useful in practice — you need to know not just "this battery has 50 cycles left" but also "I am 90% confident it is between 30 and 70 cycles". This section explains how those intervals are produced.</w:t>
+        <w:t>Predicting RUL without a confidence interval is not useful in practice -- you need to know not just this battery has 50 cycles left but also I am 80% confident the true value lies between 30 and 70 cycles. This section describes calibrated prediction intervals using split-conformal prediction with an 80% coverage target.</w:t>
       </w:r>
     </w:p>
     <w:p>
@@ -3227,7 +3021,7 @@
           <w:color w:val="4A4A4A"/>
           <w:sz w:val="22"/>
         </w:rPr>
-        <w:t>where n = number of calibration scores and α = 1 − 0.90 = 0.10.</w:t>
+        <w:t>where n = number of calibration scores and alpha = 1 - 0.80 = 0.20 (targeting 80% marginal coverage).</w:t>
       </w:r>
     </w:p>
     <w:p>
@@ -3285,7 +3079,7 @@
           <w:color w:val="4A4A4A"/>
           <w:sz w:val="22"/>
         </w:rPr>
-        <w:t>The guarantee is: across the test population, at least 90% of the true RUL values will fall inside [RUL_lower, RUL_upper]. Empirically we achieved 96.39% — conservative (wider than necessary) but always valid.</w:t>
+        <w:t>The marginal guarantee: at least 80% of true RUL values will fall inside [RUL_lower, RUL_upper] -- provided calibration and test data are exchangeable. Empirically: overall 91.85% (above target). Per group -- Room: 100.0% (q_hat=69.71 cycles, split conformal, over-wide); Hot: 100.0% (q_hat=25.28 cycles); Cold: 74.5% (q_hat=31.98 cycles, LOBO) -- BELOW the 80% target. Mean CI width: 60.62 cycles. Cold-group failure is the central finding of this section.</w:t>
       </w:r>
     </w:p>
     <w:p>
@@ -3449,40 +3243,7 @@
       </w:r>
     </w:p>
     <w:p>
-      <w:r>
-        <w:drawing>
-          <wp:inline xmlns:a="http://schemas.openxmlformats.org/drawingml/2006/main" xmlns:pic="http://schemas.openxmlformats.org/drawingml/2006/picture">
-            <wp:extent cx="5486400" cy="2429342"/>
-            <wp:docPr id="7" name="Picture 7"/>
-            <wp:cNvGraphicFramePr>
-              <a:graphicFrameLocks noChangeAspect="1"/>
-            </wp:cNvGraphicFramePr>
-            <a:graphic>
-              <a:graphicData uri="http://schemas.openxmlformats.org/drawingml/2006/picture">
-                <pic:pic>
-                  <pic:nvPicPr>
-                    <pic:cNvPr id="0" name="conformal_ablation.png"/>
-                    <pic:cNvPicPr/>
-                  </pic:nvPicPr>
-                  <pic:blipFill>
-                    <a:blip r:embed="rId15"/>
-                    <a:stretch>
-                      <a:fillRect/>
-                    </a:stretch>
-                  </pic:blipFill>
-                  <pic:spPr>
-                    <a:xfrm>
-                      <a:off x="0" y="0"/>
-                      <a:ext cx="5486400" cy="2429342"/>
-                    </a:xfrm>
-                    <a:prstGeom prst="rect"/>
-                  </pic:spPr>
-                </pic:pic>
-              </a:graphicData>
-            </a:graphic>
-          </wp:inline>
-        </w:drawing>
-      </w:r>
+      <w:r/>
     </w:p>
     <w:p>
       <w:pPr>
@@ -3495,13 +3256,11 @@
           <w:color w:val="4A4A4A"/>
           <w:sz w:val="18"/>
         </w:rPr>
-        <w:t>Figure 7 — Conformal coverage ablation. LOBO improves cold battery coverage vs stratified split while maintaining room/hot at 100%. Cold remains slightly below 90% due to limited data.</w:t>
+        <w:t>Figure 7 -- Conformal coverage by temperature group. Room and hot: 100% (over-wide intervals). Cold (LOBO calibration): 74.5% empirical vs 80% target -- 5.5 pp below target. Under-coverage is mechanistically explained by RED-level PSI drift on 5/10 features (PSI range 1.01-2.57), which violates the exchangeability assumption underlying conformal guarantees.</w:t>
       </w:r>
     </w:p>
     <w:p>
-      <w:r>
-        <w:br w:type="page"/>
-      </w:r>
+      <w:r/>
     </w:p>
     <w:p>
       <w:pPr>
@@ -3526,7 +3285,7 @@
           <w:color w:val="4A4A4A"/>
           <w:sz w:val="22"/>
         </w:rPr>
-        <w:t>RUL tells you how many cycles remain. Survival analysis answers a different but complementary question: "what is the probability that the battery is still operational after t cycles?" and "what is the probability it will fail within the next 20 cycles?"</w:t>
+        <w:t>RUL tells you how many cycles remain. Survival analysis answers a complementary question: what is the probability the battery is still operating at cycle t? The pipeline uses a discrete-time logistic hazard model (logistic-regression approximation to Cox PH, sklearn L2-regularised). Critical limitation: only 5 EOL events were observed in the test set (event rate 0.78%), making quantitative survival metrics unreliable. No C-index is reported. Survival output is exploratory only.</w:t>
       </w:r>
     </w:p>
     <w:p>
@@ -3551,14 +3310,13 @@
           <w:color w:val="1F3A5F"/>
           <w:sz w:val="22"/>
         </w:rPr>
-        <w:t xml:space="preserve">Event: </w:t>
+        <w:t>the per-cell EOL threshold (80% of each cell measured initial capacity; range across 34 cells: 0.81-1.53 Ah, mean 1.23 Ah). This is NOT a fixed 1.6 Ah cutoff -- it varies per cell because measured initial capacities range from 1.02 to 1.92 Ah.</w:t>
       </w:r>
       <w:r>
         <w:rPr>
           <w:color w:val="4A4A4A"/>
           <w:sz w:val="22"/>
         </w:rPr>
-        <w:t>The battery's capacity first drops below the EOL threshold (1.6 Ah)</w:t>
       </w:r>
     </w:p>
     <w:p>
@@ -4010,7 +3768,7 @@
           <w:color w:val="4A4A4A"/>
           <w:sz w:val="22"/>
         </w:rPr>
-        <w:t>Result on the test set (638 rows across 6 batteries):</w:t>
+        <w:t>Result: risk tier distribution across test-set prediction records (uncertainty_metrics.json, 2790 total records):</w:t>
       </w:r>
     </w:p>
     <w:p>
@@ -4023,7 +3781,7 @@
           <w:color w:val="4A4A4A"/>
           <w:sz w:val="22"/>
         </w:rPr>
-        <w:t>LOW:    689 rows (24.7%) — most cycles early in battery life</w:t>
+        <w:t>LOW:    212 observations (7.6%) -- early-life cycles</w:t>
       </w:r>
     </w:p>
     <w:p>
@@ -4036,7 +3794,7 @@
           <w:color w:val="4A4A4A"/>
           <w:sz w:val="22"/>
         </w:rPr>
-        <w:t>MEDIUM: 2,020 rows (72.4%) — mid-life operating region</w:t>
+        <w:t>MEDIUM: 537 observations (19.2%) -- mid-life cycles</w:t>
       </w:r>
     </w:p>
     <w:p>
@@ -4049,44 +3807,11 @@
           <w:color w:val="4A4A4A"/>
           <w:sz w:val="22"/>
         </w:rPr>
-        <w:t>HIGH:   81 rows (2.9%)  — late-life cycles approaching EOL</w:t>
+        <w:t>HIGH:   2,041 observations (73.2%) -- late-life cycles approaching EOL. High-risk dominance reflects the preponderance of late-life observations in the dataset.</w:t>
       </w:r>
     </w:p>
     <w:p>
-      <w:r>
-        <w:drawing>
-          <wp:inline xmlns:a="http://schemas.openxmlformats.org/drawingml/2006/main" xmlns:pic="http://schemas.openxmlformats.org/drawingml/2006/picture">
-            <wp:extent cx="5760720" cy="2057400"/>
-            <wp:docPr id="8" name="Picture 8"/>
-            <wp:cNvGraphicFramePr>
-              <a:graphicFrameLocks noChangeAspect="1"/>
-            </wp:cNvGraphicFramePr>
-            <a:graphic>
-              <a:graphicData uri="http://schemas.openxmlformats.org/drawingml/2006/picture">
-                <pic:pic>
-                  <pic:nvPicPr>
-                    <pic:cNvPr id="0" name="survival_diagram.png"/>
-                    <pic:cNvPicPr/>
-                  </pic:nvPicPr>
-                  <pic:blipFill>
-                    <a:blip r:embed="rId16"/>
-                    <a:stretch>
-                      <a:fillRect/>
-                    </a:stretch>
-                  </pic:blipFill>
-                  <pic:spPr>
-                    <a:xfrm>
-                      <a:off x="0" y="0"/>
-                      <a:ext cx="5760720" cy="2057400"/>
-                    </a:xfrm>
-                    <a:prstGeom prst="rect"/>
-                  </pic:spPr>
-                </pic:pic>
-              </a:graphicData>
-            </a:graphic>
-          </wp:inline>
-        </w:drawing>
-      </w:r>
+      <w:r/>
     </w:p>
     <w:p>
       <w:pPr>
@@ -4103,9 +3828,7 @@
       </w:r>
     </w:p>
     <w:p>
-      <w:r>
-        <w:br w:type="page"/>
-      </w:r>
+      <w:r/>
     </w:p>
     <w:p>
       <w:pPr>
@@ -4173,7 +3896,7 @@
           <w:color w:val="4A4A4A"/>
           <w:sz w:val="22"/>
         </w:rPr>
-        <w:t>Result: 32 anomalies detected across the 6 test batteries. Zero anomalies is also valid — it means the test batteries degraded smoothly.</w:t>
+        <w:t>Result: 32 cycles flagged across the 6 test batteries using unsupervised residual-threshold detection (cycles where |RUL_true - RUL_predicted| exceeds the 95th-percentile training residual). No ground-truth anomaly labels exist; precision and recall cannot be computed. Zero flagged is also valid -- it means the battery degraded smoothly.</w:t>
       </w:r>
     </w:p>
     <w:p>
@@ -4285,40 +4008,7 @@
       </w:r>
     </w:p>
     <w:p>
-      <w:r>
-        <w:drawing>
-          <wp:inline xmlns:a="http://schemas.openxmlformats.org/drawingml/2006/main" xmlns:pic="http://schemas.openxmlformats.org/drawingml/2006/picture">
-            <wp:extent cx="5486400" cy="2425266"/>
-            <wp:docPr id="9" name="Picture 9"/>
-            <wp:cNvGraphicFramePr>
-              <a:graphicFrameLocks noChangeAspect="1"/>
-            </wp:cNvGraphicFramePr>
-            <a:graphic>
-              <a:graphicData uri="http://schemas.openxmlformats.org/drawingml/2006/picture">
-                <pic:pic>
-                  <pic:nvPicPr>
-                    <pic:cNvPr id="0" name="drift_diagram.png"/>
-                    <pic:cNvPicPr/>
-                  </pic:nvPicPr>
-                  <pic:blipFill>
-                    <a:blip r:embed="rId17"/>
-                    <a:stretch>
-                      <a:fillRect/>
-                    </a:stretch>
-                  </pic:blipFill>
-                  <pic:spPr>
-                    <a:xfrm>
-                      <a:off x="0" y="0"/>
-                      <a:ext cx="5486400" cy="2425266"/>
-                    </a:xfrm>
-                    <a:prstGeom prst="rect"/>
-                  </pic:spPr>
-                </pic:pic>
-              </a:graphicData>
-            </a:graphic>
-          </wp:inline>
-        </w:drawing>
-      </w:r>
+      <w:r/>
     </w:p>
     <w:p>
       <w:pPr>
@@ -4331,7 +4021,7 @@
           <w:color w:val="4A4A4A"/>
           <w:sz w:val="18"/>
         </w:rPr>
-        <w:t>Figure 9 — PSI drift report: train vs test. Temperature, voltage and current features are RED. This is expected because test batteries include cold batteries (different temperature distribution to training).</w:t>
+        <w:t>Figure 9 -- PSI drift report: train vs test. Five features show RED-level drift (PSI &gt; 0.20): i_mean (2.573), temp_max (2.462), v_mean (2.077), duration_s (1.814), temp_mean (1.010). Overall: RED. This explains cold-group conformal coverage failure (exchangeability violated at PSI this large).</w:t>
       </w:r>
     </w:p>
     <w:p>
@@ -4345,13 +4035,11 @@
           <w:color w:val="4A4A4A"/>
           <w:sz w:val="22"/>
         </w:rPr>
-        <w:t>Why is RED drift expected here? The test set includes 3 cold batteries (B0041, B0044, B0052) tested at sub-10°C, while the training set has mostly room-temperature batteries. Temperature drives everything else (voltage, current, duration), so high PSI on temperature-correlated features is expected. This is not a failure — it confirms the stratified splitting and temperature-aware conformal calibration are the right approach.</w:t>
+        <w:t>Why does RED drift cause cold-group coverage failure? PSI analysis shows 5/10 features have RED-level drift (range 1.01-2.57) between training and test batteries, violating the exchangeability assumption required for conformal guarantees. Cold-group batteries (B0041, B0044, B0052), tested at sub-10C, differ most from the room-temperature training set. Empirical result: cold coverage = 74.5% (below 80% target); room and hot over-cover at 100%. This drift-coverage linkage is the mechanistic explanation for the central uncertainty finding.</w:t>
       </w:r>
     </w:p>
     <w:p>
-      <w:r>
-        <w:br w:type="page"/>
-      </w:r>
+      <w:r/>
     </w:p>
     <w:p>
       <w:pPr>
@@ -4376,7 +4064,7 @@
           <w:color w:val="4A4A4A"/>
           <w:sz w:val="22"/>
         </w:rPr>
-        <w:t>Stage 5 goes beyond prediction to generate human-readable explanations. The system makes no causal claims — all outputs are explicitly labelled as hypotheses derived from model behaviour.</w:t>
+        <w:t>Stage 5 generates human-readable explanations using a local RAG pipeline. Active LLM: Llama 3.1 8B Instruct (4-bit NF4 quantised via bitsandbytes, GPU required). Retrieval: SentenceTransformer (all-MiniLM-L6-v2) embeddings over ChromaDB vector store. Explanation quality assessed via automated rubric (hedging, mechanistic reasoning, source grounding, overconfidence detection): 6/6 pre-computed explanations passed. No retrieval metrics (Recall@k etc.) computed; human evaluation is future work.</w:t>
       </w:r>
     </w:p>
     <w:p>
@@ -4565,14 +4253,13 @@
           <w:color w:val="1F3A5F"/>
           <w:sz w:val="22"/>
         </w:rPr>
-        <w:t xml:space="preserve">CV / test RMSE ratio: </w:t>
+        <w:t>CV / test RMSE ratio: Ratio &gt; 1.5 triggers a WARNING. 5-fold CV mean RMSE = 17.64 cycles (seed 42); multi-seed test RMSE = 44.74 cycles. Ratio (multi-seed test / CV) = 2.54 -&gt; WARNING. Ratio (seed-42 test / CV) = 1.23 -&gt; borderline PASS. The discrepancy arises because seed 42 produced an easier-than-average test split.</w:t>
       </w:r>
       <w:r>
         <w:rPr>
           <w:color w:val="4A4A4A"/>
           <w:sz w:val="22"/>
         </w:rPr>
-        <w:t>Ratio &gt; 1.5 triggers a WARNING (ours = 2.2)</w:t>
       </w:r>
     </w:p>
     <w:p>
@@ -4706,7 +4393,7 @@
           <w:color w:val="4A4A4A"/>
           <w:sz w:val="22"/>
         </w:rPr>
-        <w:t>Final verdict: CONDITIONAL PASS. System is valid for research use. Recommendation: gather more cold-battery data to close the CV/test RMSE gap and improve conformal coverage for cold batteries.</w:t>
+        <w:t>Final verdict: CONDITIONAL PASS. System is valid for research use. Key findings: (1) XGBoost multi-seed RMSE = 44.74 +/- 8.38 cycles (best seed: 21.74); (2) Cold conformal coverage = 74.5% -- 5.5 pp below 80% target, caused by RED PSI drift on 5 features; (3) Statistical baseline auto-excluded (unstable across seeds); (4) Survival exploratory only (5 events, no C-index); (5) Anomaly detection unsupervised (no labels). Recommendation: gather more cold-battery data.</w:t>
       </w:r>
     </w:p>
     <w:p>
@@ -5646,9 +5333,7 @@
     </w:tbl>
     <w:p/>
     <w:p>
-      <w:r>
-        <w:br w:type="page"/>
-      </w:r>
+      <w:r/>
     </w:p>
     <w:p>
       <w:pPr>
@@ -6391,19 +6076,7 @@
           <w:color w:val="4A4A4A"/>
           <w:sz w:val="22"/>
         </w:rPr>
-        <w:t>In short: the project delivers everything it set out to deliver. The only gap is the CV/test RMSE ratio (2.2×) and the cold battery conformal coverage being 1.3 percentage points below target — both are data-volume limitations that would improve with more cold-battery training examples.</w:t>
-      </w:r>
-    </w:p>
-    <w:p>
-      <w:pPr>
-        <w:pStyle w:val="Heading1"/>
-        <w:jc w:val="left"/>
-      </w:pPr>
-      <w:r>
-        <w:rPr>
-          <w:color w:val="1F3A5F"/>
-        </w:rPr>
-        <w:t>14. Key Equations Reference</w:t>
+        <w:t>The key gap is cold-group conformal coverage at 74.5% vs the 80% target (5.5 pp below), mechanistically explained by RED-level PSI drift on 5/10 features. Room and hot over-cover at 100% with over-wide intervals. Multi-seed XGBoost RMSE: 44.74 +/- 8.38 cycles. Survival and anomaly components are exploratory.</w:t>
       </w:r>
     </w:p>
     <w:tbl>
@@ -6861,6 +6534,104 @@
       <w:cols w:space="720"/>
       <w:docGrid w:linePitch="360"/>
     </w:sectPr>
+    <w:p>
+      <w:pPr>
+        <w:pStyle w:val="Heading1"/>
+      </w:pPr>
+      <w:r>
+        <w:t>14. Comparison with Prior Work</w:t>
+      </w:r>
+    </w:p>
+    <w:p>
+      <w:r>
+        <w:t>IMPORTANT: Direct RMSE comparison with prior work is misleading because the tasks differ fundamentally. Within-battery methods (Zhao 2022, Catelani 2021) observe early cycles of the same target battery and extrapolate forward -- the target cell is partially visible. Cross-battery methods generalise to entirely unseen cells. The latter is harder and produces higher RMSE by design. The comparison is included for completeness only.</w:t>
+      </w:r>
+    </w:p>
+    <w:p>
+      <w:r>
+        <w:t>Paper | Dataset | Task type | EOL definition | Reported error | Uncertainty | Multi-seed</w:t>
+      </w:r>
+    </w:p>
+    <w:p>
+      <w:r>
+        <w:t>Lin et al. 2023 (GRU+HMM) | Oxford + NASA RW | SOH curve fitting | SOH % threshold | RMSE 0.2-1.8% SOH | HMM residual bounds | No</w:t>
+      </w:r>
+    </w:p>
+    <w:p>
+      <w:r>
+        <w:t>Zhao et al. 2022 (BLS-LSTM) | NASA B0005/B0006 + CALCE CX2 | Within-battery RUL | 70% of nominal | AE approx 1 cycle | None | No</w:t>
+      </w:r>
+    </w:p>
+    <w:p>
+      <w:r>
+        <w:t>Catelani et al. 2021 (ESN) | NASA B0005-B0018 | Within-battery RUL | 70% of nominal | EE 0-6 cycles | t-distribution bounds | No</w:t>
+      </w:r>
+    </w:p>
+    <w:p>
+      <w:r>
+        <w:t>THIS WORK (XGBoost + TCN ensemble) | NASA PCoE 34 cells, 3 thermal groups | Cross-battery RUL | 80% of per-cell measured init cap (0.81-1.53 Ah range) | RMSE 44.74 +/- 8.38 cycles (5 seeds) | Split-conformal per temperature group | Yes (5 seeds)</w:t>
+      </w:r>
+    </w:p>
+    <w:p>
+      <w:r>
+        <w:t>Key differentiators: (1) Cross-battery task -- target cell entirely unseen at test time; (2) Split-conformal uncertainty with coverage guarantee; (3) Per-group calibration (LOBO for cold, split for room/hot); (4) Coverage failure mechanistically linked to PSI drift; (5) 5-seed reproducibility with reported std. Prior works use single-seed, within-battery setups without conformal uncertainty.</w:t>
+      </w:r>
+    </w:p>
+    <w:p>
+      <w:pPr>
+        <w:pStyle w:val="Heading1"/>
+      </w:pPr>
+      <w:r>
+        <w:t>15. Limitations and Honest Assessment</w:t>
+      </w:r>
+    </w:p>
+    <w:p>
+      <w:r>
+        <w:t>1. Single chemistry, single dataset. All 34 cells are 18650 lithium-ion cells cycled in controlled lab conditions (NASA PCoE, Saha &amp; Goebel 2007). Generalization to pouch cells, LFP chemistry, or field-degraded batteries is unproven.</w:t>
+      </w:r>
+    </w:p>
+    <w:p>
+      <w:r>
+        <w:t>2. Cross-battery RMSE is substantially higher than within-battery benchmarks. Multi-seed mean RMSE = 44.74 +/- 8.38 cycles vs sub-5 cycle results in Catelani (2021) and Zhao (2022) -- but those methods observe early cycles of the same target cell. Our task is strictly harder: entirely unseen cells at test time.</w:t>
+      </w:r>
+    </w:p>
+    <w:p>
+      <w:r>
+        <w:t>3. cycle_index dominance creates a deployment concern. Ablation shows that removing cycle_index costs +7.10 RMSE cycles (the single largest ablation effect of any feature). By contrast, removing capacity costs only +0.29 RMSE cycles -- the model learns degradation primarily from temporal position and thermal context rather than from the capacity signal itself. This means deployment requires that the target battery's cycle count is known; in scenarios where only recent-cycle data is available, performance will degrade further.</w:t>
+      </w:r>
+    </w:p>
+    <w:p>
+      <w:r>
+        <w:t>4. Conformal coverage guarantee is void under distribution shift. Split-conformal prediction provides marginal coverage only when calibration and test data are exchangeable. PSI analysis shows RED-level drift on 5/10 features (PSI 1.01-2.57). Cold-group empirical coverage (74.5%) falls below the 80% target as a direct consequence. The guarantee is a bound, not a promise, under the exchangeability assumption.</w:t>
+      </w:r>
+    </w:p>
+    <w:p>
+      <w:r>
+        <w:t>5. Survival analysis is severely underpowered. Only 5 EOL events were observed in the 6 test batteries (event rate 0.78%). No quantitative survival metrics (C-index, Brier score) are reported. The survival component is an exploratory system feature and cannot be validated with this event count.</w:t>
+      </w:r>
+    </w:p>
+    <w:p>
+      <w:r>
+        <w:t>6. Anomaly detection has no ground truth. The 32 flagged cycles are identified by unsupervised residual thresholding. Without ground-truth anomaly labels, precision and recall cannot be computed. Flagged cycles may reflect genuine anomalies or simply batteries with high intrinsic prediction difficulty (e.g., B0052 cold group).</w:t>
+      </w:r>
+    </w:p>
+    <w:p>
+      <w:r>
+        <w:t>7. RAG explanations are not human-evaluated. The automated rubric (hedging, mechanistic reasoning, source grounding, overconfidence) passes 6/6 pre-computed explanations, but no human rater study was conducted. The quality of generated explanations for novel battery conditions is unknown.</w:t>
+      </w:r>
+    </w:p>
+    <w:p>
+      <w:pPr>
+        <w:pStyle w:val="Heading1"/>
+        <w:jc w:val="left"/>
+      </w:pPr>
+      <w:r>
+        <w:rPr>
+          <w:color w:val="1F3A5F"/>
+        </w:rPr>
+        <w:t>16. Key Equations Reference</w:t>
+      </w:r>
+    </w:p>
   </w:body>
 </w:document>
 </file>
